--- a/downloads/handouts/Unit 03/Handout 03.18 - Kit Plan Template Safety Checklist and Parent Card.docx
+++ b/downloads/handouts/Unit 03/Handout 03.18 - Kit Plan Template Safety Checklist and Parent Card.docx
@@ -664,18 +664,39 @@
       </w:r>
     </w:p>
     <w:p>
-      <w:r>
-        <w:br w:type="page"/>
-      </w:r>
-    </w:p>
-    <w:p>
-      <w:r>
-        <w:br w:type="page"/>
-      </w:r>
-    </w:p>
-    <w:p>
-      <w:r>
-        <w:br w:type="page"/>
+      <w:pPr>
+        <w:numPr>
+          <w:ilvl w:val="0"/>
+          <w:numId w:val="1001"/>
+        </w:numPr>
+        <w:pStyle w:val="Compact"/>
+      </w:pPr>
+      <w:r>
+        <w:t xml:space="preserve">________________________________________________</w:t>
+      </w:r>
+    </w:p>
+    <w:p>
+      <w:pPr>
+        <w:numPr>
+          <w:ilvl w:val="0"/>
+          <w:numId w:val="1001"/>
+        </w:numPr>
+        <w:pStyle w:val="Compact"/>
+      </w:pPr>
+      <w:r>
+        <w:t xml:space="preserve">________________________________________________</w:t>
+      </w:r>
+    </w:p>
+    <w:p>
+      <w:pPr>
+        <w:numPr>
+          <w:ilvl w:val="0"/>
+          <w:numId w:val="1001"/>
+        </w:numPr>
+        <w:pStyle w:val="Compact"/>
+      </w:pPr>
+      <w:r>
+        <w:t xml:space="preserve">________________________________________________</w:t>
       </w:r>
     </w:p>
     <w:p>
@@ -2182,7 +2203,7 @@
     <w:sectPr>
       <w:headerReference w:type="default" r:id="rId9"/>
       <w:pgSz w:w="12240" w:h="15840"/>
-      <w:pgMar w:top="1440" w:bottom="1440" w:left="1440" w:right="1440" w:header="504"/>
+      <w:pgMar w:top="1152" w:bottom="1152" w:left="1152" w:right="1152" w:header="504"/>
     </w:sectPr>
   </w:body>
 </w:document>

--- a/downloads/handouts/Unit 03/Handout 03.18 - Kit Plan Template Safety Checklist and Parent Card.docx
+++ b/downloads/handouts/Unit 03/Handout 03.18 - Kit Plan Template Safety Checklist and Parent Card.docx
@@ -34,7 +34,7 @@
         <w:t xml:space="preserve"> </w:t>
       </w:r>
       <w:r>
-        <w:t xml:space="preserve">Day 1: Part 1 (the ages-and-stages chart) and Part 2 (the plan). Get the plan signed. Day 2: Part 3 (the safety checklist, run twice) and Part 4 (the parent card). Day 3: Part 5 (the test notes) and Part 6 (the gallery card). Turn in everything with the kit and the rubric self-assessment.</w:t>
+        <w:t xml:space="preserve">Day 1: Part 1 (the ages-and-stages chart) and Part 2 (the plan). Get the plan signed. Day 2: Part 3 (the safety checklist; run it twice) and Part 4 (the parent card). Day 3: Part 5 (the test notes) and Part 6 (the gallery card). At the end, turn in every part with the kit and your rubric self-score.</w:t>
       </w:r>
     </w:p>
     <w:p>
@@ -52,7 +52,7 @@
         <w:pStyle w:val="FirstParagraph"/>
       </w:pPr>
       <w:r>
-        <w:t xml:space="preserve">What a child is working on, by area. Pick one line. Your kit builds that one thing.</w:t>
+        <w:t xml:space="preserve">This chart shows what a child is working on at each age, by area. Pick one line. Your kit builds that one thing.</w:t>
       </w:r>
     </w:p>
     <w:tbl>
@@ -1030,7 +1030,7 @@
         <w:t xml:space="preserve"> </w:t>
       </w:r>
       <w:r>
-        <w:t xml:space="preserve">What could go wrong? ______________________ What stops it? ______________________</w:t>
+        <w:t xml:space="preserve">(a) What could go wrong? ______________________ (b) What stops it? ______________________</w:t>
       </w:r>
     </w:p>
     <w:p>
@@ -1152,7 +1152,7 @@
         <w:rPr>
           <w:b/>
         </w:rPr>
-        <w:t xml:space="preserve">version for a child one year older, and the chart line it moves to:</w:t>
+        <w:t xml:space="preserve">version for a child one year older. Which chart line does it move to?</w:t>
       </w:r>
       <w:r>
         <w:t xml:space="preserve"> </w:t>
@@ -1175,7 +1175,7 @@
         <w:rPr>
           <w:b/>
         </w:rPr>
-        <w:t xml:space="preserve">Which of the eight caregiver jobs does this kit serve, and how would a babysitter use it in a hard moment (bored, upset)?</w:t>
+        <w:t xml:space="preserve">Which of the eight caregiver jobs does this kit help with? How would a babysitter use it in a hard moment (a bored child, an upset child)?</w:t>
       </w:r>
       <w:r>
         <w:t xml:space="preserve"> </w:t>
@@ -1762,7 +1762,7 @@
               <w:jc w:val="left"/>
             </w:pPr>
             <w:r>
-              <w:t xml:space="preserve">What it builds (one sentence a parent would understand, no words like</w:t>
+              <w:t xml:space="preserve">What it builds (one sentence a parent would understand; if you use a term like</w:t>
             </w:r>
             <w:r>
               <w:t xml:space="preserve"> </w:t>
@@ -1771,7 +1771,7 @@
               <w:t xml:space="preserve">“</w:t>
             </w:r>
             <w:r>
-              <w:t xml:space="preserve">fine motor</w:t>
+              <w:t xml:space="preserve">fine motor,</w:t>
             </w:r>
             <w:r>
               <w:t xml:space="preserve">”</w:t>
@@ -1780,7 +1780,7 @@
               <w:t xml:space="preserve"> </w:t>
             </w:r>
             <w:r>
-              <w:t xml:space="preserve">without saying what that means)</w:t>
+              <w:t xml:space="preserve">say what it means)</w:t>
             </w:r>
           </w:p>
         </w:tc>
